--- a/Files/01 - Bereshis/05 - Chayai Sara/5786/Chayai Sara 5786.docx
+++ b/Files/01 - Bereshis/05 - Chayai Sara/5786/Chayai Sara 5786.docx
@@ -414,7 +414,7 @@
           <w:rFonts w:ascii="Times New Roman" w:hAnsi="Times New Roman" w:cs="Times New Roman" w:hint="cs"/>
           <w:rtl/>
         </w:rPr>
-        <w:t>מערב</w:t>
+        <w:t>מעריב</w:t>
       </w:r>
       <w:r>
         <w:rPr>
